--- a/BlockchainPizzaCultura/Blockchain-pizza-main/Explicacion de funcionamiento del blockchain.docx
+++ b/BlockchainPizzaCultura/Blockchain-pizza-main/Explicacion de funcionamiento del blockchain.docx
@@ -4,53 +4,17 @@
   <w:body>
     <w:p>
       <w:r>
-        <w:t xml:space="preserve">Para tu exposición, es clave que definas este proyecto como un </w:t>
-      </w:r>
+        <w:t xml:space="preserve">l código de "trazabilidad_blockchain_pizza_v3.html" se divide en tres pilares técnicos fundamentales. Como estudiante de computación, esta estructura te resultará muy familiar, ya que utiliza Programación Orientada a Objetos y manipulación del DOM en tiempo real: </w:t>
+      </w:r>
+    </w:p>
+    <w:p>
       <w:r>
         <w:rPr>
           <w:b/>
           <w:bCs/>
         </w:rPr>
-        <w:t>simulador visual interactivo</w:t>
-      </w:r>
-      <w:r>
-        <w:t xml:space="preserve"> del lado del cliente.</w:t>
-      </w:r>
-    </w:p>
-    <w:p>
-      <w:r>
-        <w:rPr>
-          <w:b/>
-          <w:bCs/>
-        </w:rPr>
-        <w:t>Tecnologías Utilizadas</w:t>
-      </w:r>
-    </w:p>
-    <w:p>
-      <w:pPr>
-        <w:numPr>
-          <w:ilvl w:val="0"/>
-          <w:numId w:val="1"/>
-        </w:numPr>
-      </w:pPr>
-      <w:r>
-        <w:rPr>
-          <w:b/>
-          <w:bCs/>
-        </w:rPr>
-        <w:t>HTML5:</w:t>
-      </w:r>
-      <w:r>
-        <w:t xml:space="preserve"> Para la estructura semántica de la página y los contenedores de la interfaz.</w:t>
-      </w:r>
-    </w:p>
-    <w:p>
-      <w:pPr>
-        <w:numPr>
-          <w:ilvl w:val="0"/>
-          <w:numId w:val="1"/>
-        </w:numPr>
-      </w:pPr>
+        <w:t xml:space="preserve">1. Estructura y Diseño (HTML5 + </w:t>
+      </w:r>
       <w:proofErr w:type="spellStart"/>
       <w:r>
         <w:rPr>
@@ -65,205 +29,284 @@
           <w:b/>
           <w:bCs/>
         </w:rPr>
-        <w:t xml:space="preserve"> CSS (vía CDN):</w:t>
-      </w:r>
-      <w:r>
-        <w:t xml:space="preserve"> Un </w:t>
-      </w:r>
-      <w:proofErr w:type="spellStart"/>
-      <w:r>
-        <w:t>framework</w:t>
-      </w:r>
-      <w:proofErr w:type="spellEnd"/>
-      <w:r>
-        <w:t xml:space="preserve"> de utilidades inyectado mediante un script para maquetar la interfaz, crear la </w:t>
-      </w:r>
-      <w:proofErr w:type="spellStart"/>
-      <w:r>
-        <w:t>responsividad</w:t>
-      </w:r>
-      <w:proofErr w:type="spellEnd"/>
-      <w:r>
-        <w:t xml:space="preserve"> y aplicar estilos modernos sin necesidad de escribir archivos CSS por separado.</w:t>
+        <w:t xml:space="preserve"> CSS)</w:t>
       </w:r>
     </w:p>
     <w:p>
       <w:pPr>
         <w:numPr>
           <w:ilvl w:val="0"/>
-          <w:numId w:val="1"/>
+          <w:numId w:val="3"/>
         </w:numPr>
       </w:pPr>
+      <w:r>
+        <w:t>La interfaz está dividida en dos contenedores principales: un panel lateral izquierdo (aside) para el formulario y las acciones rápidas, y una sección principal derecha (</w:t>
+      </w:r>
+      <w:proofErr w:type="spellStart"/>
+      <w:r>
+        <w:t>section</w:t>
+      </w:r>
+      <w:proofErr w:type="spellEnd"/>
+      <w:r>
+        <w:t xml:space="preserve">) que funciona como el libro mayor visual. </w:t>
+      </w:r>
+    </w:p>
+    <w:p>
+      <w:pPr>
+        <w:numPr>
+          <w:ilvl w:val="0"/>
+          <w:numId w:val="3"/>
+        </w:numPr>
+      </w:pPr>
+      <w:r>
+        <w:t xml:space="preserve">Todo el diseño moderno (sombras flotantes, bordes redondeados, colores de la bandera italiana) se logra inyectando clases de </w:t>
+      </w:r>
+      <w:proofErr w:type="spellStart"/>
+      <w:r>
+        <w:t>Tailwind</w:t>
+      </w:r>
+      <w:proofErr w:type="spellEnd"/>
+      <w:r>
+        <w:t xml:space="preserve"> directamente en las etiquetas HTML, apoyado por animaciones CSS personalizadas (como @keyframes </w:t>
+      </w:r>
+      <w:proofErr w:type="spellStart"/>
+      <w:r>
+        <w:t>slideInUp</w:t>
+      </w:r>
+      <w:proofErr w:type="spellEnd"/>
+      <w:r>
+        <w:t xml:space="preserve"> y </w:t>
+      </w:r>
+      <w:proofErr w:type="spellStart"/>
+      <w:r>
+        <w:t>toastSlideIn</w:t>
+      </w:r>
+      <w:proofErr w:type="spellEnd"/>
+      <w:r>
+        <w:t xml:space="preserve">) ubicadas en la cabecera para suavizar la entrada de los bloques y alertas. </w:t>
+      </w:r>
+    </w:p>
+    <w:p>
       <w:r>
         <w:rPr>
           <w:b/>
           <w:bCs/>
         </w:rPr>
-        <w:t>JavaScript Vainilla (ES6):</w:t>
-      </w:r>
-      <w:r>
-        <w:t xml:space="preserve"> Toda la lógica subyacente. Utiliza Programación Orientada a Objetos pura (mediante las clases Block y </w:t>
-      </w:r>
-      <w:proofErr w:type="spellStart"/>
-      <w:r>
-        <w:t>Blockchain</w:t>
-      </w:r>
-      <w:proofErr w:type="spellEnd"/>
-      <w:r>
-        <w:t>) para crear el libro mayor y gestionar los bloques en la memoria temporal del navegador.</w:t>
+        <w:t>2. La Lógica Estructural (Clases en JavaScript)</w:t>
       </w:r>
     </w:p>
     <w:p>
+      <w:pPr>
+        <w:numPr>
+          <w:ilvl w:val="0"/>
+          <w:numId w:val="4"/>
+        </w:numPr>
+      </w:pPr>
       <w:r>
         <w:rPr>
           <w:b/>
           <w:bCs/>
         </w:rPr>
-        <w:t>¿Cómo funcionan los Hashes? (Función Hash vs. Tabla Hash)</w:t>
-      </w:r>
-      <w:r>
-        <w:t xml:space="preserve"> Como estudiante de Ciencias de la Computación, es importante hacer esta distinción si el jurado pregunta: el sistema no usa </w:t>
+        <w:t>Clase Block:</w:t>
+      </w:r>
+      <w:r>
+        <w:t xml:space="preserve"> Funciona como un "</w:t>
+      </w:r>
+      <w:proofErr w:type="spellStart"/>
+      <w:r>
+        <w:t>Struct</w:t>
+      </w:r>
+      <w:proofErr w:type="spellEnd"/>
+      <w:r>
+        <w:t>". Define las propiedades de cada eslabón: su posición (</w:t>
+      </w:r>
+      <w:proofErr w:type="spellStart"/>
+      <w:r>
+        <w:t>index</w:t>
+      </w:r>
+      <w:proofErr w:type="spellEnd"/>
+      <w:r>
+        <w:t>), la hora exacta (</w:t>
+      </w:r>
+      <w:proofErr w:type="spellStart"/>
+      <w:r>
+        <w:t>timestamp</w:t>
+      </w:r>
+      <w:proofErr w:type="spellEnd"/>
+      <w:r>
+        <w:t>), el evento registrado (data), el hash del bloque previo (</w:t>
+      </w:r>
+      <w:proofErr w:type="spellStart"/>
+      <w:r>
+        <w:t>previousHash</w:t>
+      </w:r>
+      <w:proofErr w:type="spellEnd"/>
+      <w:r>
+        <w:t xml:space="preserve">) y finalmente ejecuta </w:t>
+      </w:r>
+      <w:proofErr w:type="spellStart"/>
+      <w:proofErr w:type="gramStart"/>
+      <w:r>
+        <w:t>calculateHash</w:t>
+      </w:r>
+      <w:proofErr w:type="spellEnd"/>
+      <w:r>
+        <w:t>(</w:t>
+      </w:r>
+      <w:proofErr w:type="gramEnd"/>
+      <w:r>
+        <w:t xml:space="preserve">) para generar su propia firma única combinando todas las variables anteriores. </w:t>
+      </w:r>
+    </w:p>
+    <w:p>
+      <w:pPr>
+        <w:numPr>
+          <w:ilvl w:val="0"/>
+          <w:numId w:val="4"/>
+        </w:numPr>
+      </w:pPr>
+      <w:r>
+        <w:rPr>
+          <w:b/>
+          <w:bCs/>
+        </w:rPr>
+        <w:t xml:space="preserve">Clase </w:t>
+      </w:r>
+      <w:proofErr w:type="spellStart"/>
+      <w:r>
+        <w:rPr>
+          <w:b/>
+          <w:bCs/>
+        </w:rPr>
+        <w:t>Blockchain</w:t>
+      </w:r>
+      <w:proofErr w:type="spellEnd"/>
+      <w:r>
+        <w:rPr>
+          <w:b/>
+          <w:bCs/>
+        </w:rPr>
+        <w:t>:</w:t>
+      </w:r>
+      <w:r>
+        <w:t xml:space="preserve"> Maneja el arreglo (lista) que almacena todos los objetos Block. Al instanciarse, arranca automáticamente con </w:t>
+      </w:r>
+      <w:proofErr w:type="spellStart"/>
+      <w:proofErr w:type="gramStart"/>
+      <w:r>
+        <w:t>createGenesisBlock</w:t>
+      </w:r>
+      <w:proofErr w:type="spellEnd"/>
+      <w:r>
+        <w:t>(</w:t>
+      </w:r>
+      <w:proofErr w:type="gramEnd"/>
+      <w:r>
+        <w:t xml:space="preserve">) (el bloque #0). Su método más importante es </w:t>
+      </w:r>
+      <w:proofErr w:type="spellStart"/>
+      <w:proofErr w:type="gramStart"/>
+      <w:r>
+        <w:t>addBlock</w:t>
+      </w:r>
+      <w:proofErr w:type="spellEnd"/>
+      <w:r>
+        <w:t>(</w:t>
+      </w:r>
+      <w:proofErr w:type="gramEnd"/>
+      <w:r>
+        <w:t xml:space="preserve">), el cual ubica el último bloque del arreglo para extraer su hash y pasárselo al bloque nuevo, creando así la cadena inquebrantable. </w:t>
+      </w:r>
+    </w:p>
+    <w:p>
+      <w:r>
+        <w:rPr>
+          <w:b/>
+          <w:bCs/>
+        </w:rPr>
+        <w:t>3. El Motor Criptográfico Simulado</w:t>
+      </w:r>
+    </w:p>
+    <w:p>
+      <w:pPr>
+        <w:numPr>
+          <w:ilvl w:val="0"/>
+          <w:numId w:val="5"/>
+        </w:numPr>
+      </w:pPr>
+      <w:r>
+        <w:t xml:space="preserve">La función </w:t>
+      </w:r>
+      <w:proofErr w:type="spellStart"/>
+      <w:r>
+        <w:t>generatePseudoHash</w:t>
+      </w:r>
+      <w:proofErr w:type="spellEnd"/>
+      <w:r>
+        <w:t>(</w:t>
+      </w:r>
+      <w:proofErr w:type="spellStart"/>
+      <w:r>
+        <w:t>dataString</w:t>
+      </w:r>
+      <w:proofErr w:type="spellEnd"/>
+      <w:r>
+        <w:t xml:space="preserve">) emula el comportamiento del algoritmo SHA-256. Recorre la información del bloque </w:t>
+      </w:r>
+      <w:proofErr w:type="spellStart"/>
+      <w:r>
+        <w:t>caracter</w:t>
+      </w:r>
+      <w:proofErr w:type="spellEnd"/>
+      <w:r>
+        <w:t xml:space="preserve"> por </w:t>
+      </w:r>
+      <w:proofErr w:type="spellStart"/>
+      <w:r>
+        <w:t>caracter</w:t>
+      </w:r>
+      <w:proofErr w:type="spellEnd"/>
+      <w:r>
+        <w:t xml:space="preserve"> y realiza operaciones a nivel de bits (desplazamientos lógicos o </w:t>
       </w:r>
       <w:r>
         <w:rPr>
           <w:i/>
           <w:iCs/>
         </w:rPr>
-        <w:t>tablas hash</w:t>
-      </w:r>
-      <w:r>
-        <w:t xml:space="preserve"> (que son estructuras de datos para mapear pares clave-valor), sino </w:t>
-      </w:r>
+        <w:t xml:space="preserve">bit </w:t>
+      </w:r>
+      <w:proofErr w:type="spellStart"/>
+      <w:r>
+        <w:rPr>
+          <w:i/>
+          <w:iCs/>
+        </w:rPr>
+        <w:t>shifts</w:t>
+      </w:r>
+      <w:proofErr w:type="spellEnd"/>
+      <w:r>
+        <w:t xml:space="preserve">, muy comunes en lenguaje C) para generar un número. Luego, lo convierte a formato hexadecimal y lo rellena hasta formar una cadena de 64 caracteres exactos. </w:t>
+      </w:r>
+    </w:p>
+    <w:p>
       <w:r>
         <w:rPr>
           <w:b/>
           <w:bCs/>
         </w:rPr>
-        <w:t>funciones hash criptográficas</w:t>
-      </w:r>
-      <w:r>
-        <w:t>.</w:t>
+        <w:t>4. Interactividad y Renderizado (El puente entre lógica y vista)</w:t>
       </w:r>
     </w:p>
     <w:p>
-      <w:r>
-        <w:t xml:space="preserve">En el código, la función </w:t>
-      </w:r>
-      <w:proofErr w:type="spellStart"/>
-      <w:r>
-        <w:t>generatePseudoHash</w:t>
-      </w:r>
-      <w:proofErr w:type="spellEnd"/>
-      <w:r>
-        <w:t xml:space="preserve"> toma toda la información del bloque (el índice, la fecha, el evento registrado y el hash del bloque anterior) y la une en una sola cadena de texto. Luego, realiza operaciones a nivel de bits (</w:t>
-      </w:r>
-      <w:proofErr w:type="spellStart"/>
-      <w:r>
-        <w:t>bitwise</w:t>
-      </w:r>
-      <w:proofErr w:type="spellEnd"/>
-      <w:r>
-        <w:t>) —muy similar a las lógicas algorítmicas que se aplican al manipular matrices o encriptar datos en C— para generar un valor numérico. Este número se convierte a formato hexadecimal y se rellena para simular la apariencia de un algoritmo SHA-256 real (una cadena de 64 caracteres).</w:t>
-      </w:r>
-    </w:p>
-    <w:p>
-      <w:r>
-        <w:t xml:space="preserve">Lo fundamental que debes explicar es el </w:t>
-      </w:r>
-      <w:r>
-        <w:rPr>
-          <w:b/>
-          <w:bCs/>
-        </w:rPr>
-        <w:t>enlace criptográfico</w:t>
-      </w:r>
-      <w:r>
-        <w:t>: como cada bloque nuevo incluye el hash del bloque anterior en su propio cálculo matemático, si alguien intentara modificar un dato antiguo (ej. cambiar "Harina Tipo 00" por "Harina genérica"), el hash de ese bloque cambiaría, lo que rompería matemáticamente todos los bloques siguientes.</w:t>
-      </w:r>
-    </w:p>
-    <w:p>
-      <w:r>
-        <w:rPr>
-          <w:b/>
-          <w:bCs/>
-        </w:rPr>
-        <w:t>Vulnerabilidades del Sistema</w:t>
-      </w:r>
-      <w:r>
-        <w:t xml:space="preserve"> Si te preguntan por su seguridad en la vida real, debes ser totalmente transparente: </w:t>
-      </w:r>
-      <w:r>
-        <w:rPr>
-          <w:b/>
-          <w:bCs/>
-        </w:rPr>
-        <w:t>esta implementación web específica es 100% vulnerable</w:t>
-      </w:r>
-      <w:r>
-        <w:t xml:space="preserve"> porque su propósito es puramente educativo y demostrativo para ilustrar el concepto cultural, no para ser desplegada en producción.</w:t>
-      </w:r>
-    </w:p>
-    <w:p>
       <w:pPr>
         <w:numPr>
           <w:ilvl w:val="0"/>
-          <w:numId w:val="2"/>
+          <w:numId w:val="6"/>
         </w:numPr>
       </w:pPr>
       <w:r>
-        <w:rPr>
-          <w:b/>
-          <w:bCs/>
-        </w:rPr>
-        <w:t>Aislamiento del Cliente:</w:t>
-      </w:r>
-      <w:r>
-        <w:t xml:space="preserve"> Todo el procesamiento ocurre en la memoria RAM de la pestaña de tu navegador. No hay una red distribuida de nodos (P2P). Si recargas la página, la base de datos se borra.</w:t>
-      </w:r>
-    </w:p>
-    <w:p>
-      <w:pPr>
-        <w:numPr>
-          <w:ilvl w:val="0"/>
-          <w:numId w:val="2"/>
-        </w:numPr>
-      </w:pPr>
-      <w:r>
-        <w:rPr>
-          <w:b/>
-          <w:bCs/>
-        </w:rPr>
-        <w:lastRenderedPageBreak/>
-        <w:t>Algoritmo Predictivo:</w:t>
-      </w:r>
-      <w:r>
-        <w:t xml:space="preserve"> El </w:t>
-      </w:r>
-      <w:proofErr w:type="spellStart"/>
-      <w:r>
-        <w:t>generatePseudoHash</w:t>
-      </w:r>
-      <w:proofErr w:type="spellEnd"/>
-      <w:r>
-        <w:t xml:space="preserve"> está diseñado para ser rápido y verse bien visualmente, pero criptográficamente es muy débil. Podría sufrir "colisiones" (dos datos diferentes que generen el mismo hash) fácilmente.</w:t>
-      </w:r>
-    </w:p>
-    <w:p>
-      <w:pPr>
-        <w:numPr>
-          <w:ilvl w:val="0"/>
-          <w:numId w:val="2"/>
-        </w:numPr>
-      </w:pPr>
-      <w:r>
-        <w:rPr>
-          <w:b/>
-          <w:bCs/>
-        </w:rPr>
-        <w:t>Falta de Consenso:</w:t>
-      </w:r>
-      <w:r>
-        <w:t xml:space="preserve"> En una red real (como Ethereum o Bitcoin), miles de computadoras deben validar matemáticamente el bloque a través de </w:t>
+        <w:t xml:space="preserve">Cuando haces clic en "Sellar Bloque", un </w:t>
       </w:r>
       <w:proofErr w:type="spellStart"/>
       <w:r>
@@ -271,7 +314,7 @@
           <w:i/>
           <w:iCs/>
         </w:rPr>
-        <w:t>Proof</w:t>
+        <w:t>event</w:t>
       </w:r>
       <w:proofErr w:type="spellEnd"/>
       <w:r>
@@ -287,53 +330,93 @@
           <w:i/>
           <w:iCs/>
         </w:rPr>
-        <w:t>of</w:t>
+        <w:t>listener</w:t>
       </w:r>
       <w:proofErr w:type="spellEnd"/>
+      <w:r>
+        <w:t xml:space="preserve"> intercepta el formulario (</w:t>
+      </w:r>
+      <w:proofErr w:type="spellStart"/>
+      <w:proofErr w:type="gramStart"/>
+      <w:r>
+        <w:t>e.preventDefault</w:t>
+      </w:r>
+      <w:proofErr w:type="spellEnd"/>
+      <w:proofErr w:type="gramEnd"/>
+      <w:r>
+        <w:t xml:space="preserve">()) para evitar que la página se recargue. </w:t>
+      </w:r>
+    </w:p>
+    <w:p>
+      <w:pPr>
+        <w:numPr>
+          <w:ilvl w:val="0"/>
+          <w:numId w:val="6"/>
+        </w:numPr>
+      </w:pPr>
+      <w:r>
+        <w:t xml:space="preserve">El texto se envía a </w:t>
+      </w:r>
+      <w:proofErr w:type="spellStart"/>
+      <w:r>
+        <w:t>pizzaCoin.addBlock</w:t>
+      </w:r>
+      <w:proofErr w:type="spellEnd"/>
+      <w:r>
+        <w:t xml:space="preserve">() y luego se dispara la función </w:t>
+      </w:r>
+      <w:proofErr w:type="spellStart"/>
+      <w:proofErr w:type="gramStart"/>
+      <w:r>
+        <w:t>renderBlockchain</w:t>
+      </w:r>
+      <w:proofErr w:type="spellEnd"/>
+      <w:r>
+        <w:t>(</w:t>
+      </w:r>
+      <w:proofErr w:type="gramEnd"/>
+      <w:r>
+        <w:t xml:space="preserve">). Esta función es el motor visual: limpia todo el contenedor derecho y vuelve a dibujar el arreglo completo de bloques en la pantalla usando plantillas literales de HTML </w:t>
+      </w:r>
+      <w:r>
+        <w:lastRenderedPageBreak/>
+        <w:t xml:space="preserve">(inyectando variables con ${}), agregando la flecha conectora entre ellos y haciendo </w:t>
+      </w:r>
+      <w:proofErr w:type="spellStart"/>
       <w:r>
         <w:rPr>
           <w:i/>
           <w:iCs/>
         </w:rPr>
-        <w:t xml:space="preserve"> Work</w:t>
-      </w:r>
-      <w:r>
-        <w:t xml:space="preserve"> o </w:t>
+        <w:t>scroll</w:t>
+      </w:r>
+      <w:proofErr w:type="spellEnd"/>
+      <w:r>
+        <w:t xml:space="preserve"> automático hacia abajo. </w:t>
+      </w:r>
+    </w:p>
+    <w:p>
+      <w:pPr>
+        <w:numPr>
+          <w:ilvl w:val="0"/>
+          <w:numId w:val="6"/>
+        </w:numPr>
+      </w:pPr>
+      <w:r>
+        <w:t xml:space="preserve">Finalmente, ejecuta </w:t>
       </w:r>
       <w:proofErr w:type="spellStart"/>
-      <w:r>
-        <w:rPr>
-          <w:i/>
-          <w:iCs/>
-        </w:rPr>
-        <w:t>Proof</w:t>
+      <w:proofErr w:type="gramStart"/>
+      <w:r>
+        <w:t>showToast</w:t>
       </w:r>
       <w:proofErr w:type="spellEnd"/>
       <w:r>
-        <w:rPr>
-          <w:i/>
-          <w:iCs/>
-        </w:rPr>
-        <w:t xml:space="preserve"> </w:t>
-      </w:r>
-      <w:proofErr w:type="spellStart"/>
-      <w:r>
-        <w:rPr>
-          <w:i/>
-          <w:iCs/>
-        </w:rPr>
-        <w:t>of</w:t>
-      </w:r>
-      <w:proofErr w:type="spellEnd"/>
-      <w:r>
-        <w:rPr>
-          <w:i/>
-          <w:iCs/>
-        </w:rPr>
-        <w:t xml:space="preserve"> Stake</w:t>
-      </w:r>
-      <w:r>
-        <w:t xml:space="preserve"> antes de añadirlo. En este archivo HTML, cualquier evento introducido en el formulario se aprueba de inmediato sin validación externa.</w:t>
+        <w:t>(</w:t>
+      </w:r>
+      <w:proofErr w:type="gramEnd"/>
+      <w:r>
+        <w:t xml:space="preserve">) para inyectar temporalmente la alerta de éxito en la esquina inferior. </w:t>
       </w:r>
     </w:p>
     <w:p/>
@@ -350,6 +433,304 @@
 <file path=word/numbering.xml><?xml version="1.0" encoding="utf-8"?>
 <w:numbering xmlns:wpc="http://schemas.microsoft.com/office/word/2010/wordprocessingCanvas" xmlns:cx="http://schemas.microsoft.com/office/drawing/2014/chartex" xmlns:cx1="http://schemas.microsoft.com/office/drawing/2015/9/8/chartex" xmlns:cx2="http://schemas.microsoft.com/office/drawing/2015/10/21/chartex" xmlns:cx3="http://schemas.microsoft.com/office/drawing/2016/5/9/chartex" xmlns:cx4="http://schemas.microsoft.com/office/drawing/2016/5/10/chartex" xmlns:cx5="http://schemas.microsoft.com/office/drawing/2016/5/11/chartex" xmlns:cx6="http://schemas.microsoft.com/office/drawing/2016/5/12/chartex" xmlns:cx7="http://schemas.microsoft.com/office/drawing/2016/5/13/chartex" xmlns:cx8="http://schemas.microsoft.com/office/drawing/2016/5/14/chartex" xmlns:mc="http://schemas.openxmlformats.org/markup-compatibility/2006" xmlns:aink="http://schemas.microsoft.com/office/drawing/2016/ink" xmlns:am3d="http://schemas.microsoft.com/office/drawing/2017/model3d" xmlns:o="urn:schemas-microsoft-com:office:office" xmlns:oel="http://schemas.microsoft.com/office/2019/extlst" xmlns:r="http://schemas.openxmlformats.org/officeDocument/2006/relationships" xmlns:m="http://schemas.openxmlformats.org/officeDocument/2006/math" xmlns:v="urn:schemas-microsoft-com:vml" xmlns:wp14="http://schemas.microsoft.com/office/word/2010/wordprocessingDrawing" xmlns:wp="http://schemas.openxmlformats.org/drawingml/2006/wordprocessingDrawing" xmlns:w10="urn:schemas-microsoft-com:office:word" xmlns:w="http://schemas.openxmlformats.org/wordprocessingml/2006/main" xmlns:w14="http://schemas.microsoft.com/office/word/2010/wordml" xmlns:w15="http://schemas.microsoft.com/office/word/2012/wordml" xmlns:w16cex="http://schemas.microsoft.com/office/word/2018/wordml/cex" xmlns:w16cid="http://schemas.microsoft.com/office/word/2016/wordml/cid" xmlns:w16="http://schemas.microsoft.com/office/word/2018/wordml" xmlns:w16du="http://schemas.microsoft.com/office/word/2023/wordml/word16du" xmlns:w16sdtdh="http://schemas.microsoft.com/office/word/2020/wordml/sdtdatahash" xmlns:w16sdtfl="http://schemas.microsoft.com/office/word/2024/wordml/sdtformatlock" xmlns:w16se="http://schemas.microsoft.com/office/word/2015/wordml/symex" xmlns:wpg="http://schemas.microsoft.com/office/word/2010/wordprocessingGroup" xmlns:wpi="http://schemas.microsoft.com/office/word/2010/wordprocessingInk" xmlns:wne="http://schemas.microsoft.com/office/word/2006/wordml" xmlns:wps="http://schemas.microsoft.com/office/word/2010/wordprocessingShape" mc:Ignorable="w14 w15 w16se w16cid w16 w16cex w16sdtdh w16sdtfl w16du wp14">
   <w:abstractNum w:abstractNumId="0" w15:restartNumberingAfterBreak="0">
+    <w:nsid w:val="278F4408"/>
+    <w:multiLevelType w:val="multilevel"/>
+    <w:tmpl w:val="5932494A"/>
+    <w:lvl w:ilvl="0">
+      <w:start w:val="1"/>
+      <w:numFmt w:val="bullet"/>
+      <w:lvlText w:val=""/>
+      <w:lvlJc w:val="left"/>
+      <w:pPr>
+        <w:tabs>
+          <w:tab w:val="num" w:pos="720"/>
+        </w:tabs>
+        <w:ind w:left="720" w:hanging="360"/>
+      </w:pPr>
+      <w:rPr>
+        <w:rFonts w:ascii="Symbol" w:hAnsi="Symbol" w:hint="default"/>
+        <w:sz w:val="20"/>
+      </w:rPr>
+    </w:lvl>
+    <w:lvl w:ilvl="1" w:tentative="1">
+      <w:start w:val="1"/>
+      <w:numFmt w:val="bullet"/>
+      <w:lvlText w:val="o"/>
+      <w:lvlJc w:val="left"/>
+      <w:pPr>
+        <w:tabs>
+          <w:tab w:val="num" w:pos="1440"/>
+        </w:tabs>
+        <w:ind w:left="1440" w:hanging="360"/>
+      </w:pPr>
+      <w:rPr>
+        <w:rFonts w:ascii="Courier New" w:hAnsi="Courier New" w:hint="default"/>
+        <w:sz w:val="20"/>
+      </w:rPr>
+    </w:lvl>
+    <w:lvl w:ilvl="2" w:tentative="1">
+      <w:start w:val="1"/>
+      <w:numFmt w:val="bullet"/>
+      <w:lvlText w:val=""/>
+      <w:lvlJc w:val="left"/>
+      <w:pPr>
+        <w:tabs>
+          <w:tab w:val="num" w:pos="2160"/>
+        </w:tabs>
+        <w:ind w:left="2160" w:hanging="360"/>
+      </w:pPr>
+      <w:rPr>
+        <w:rFonts w:ascii="Wingdings" w:hAnsi="Wingdings" w:hint="default"/>
+        <w:sz w:val="20"/>
+      </w:rPr>
+    </w:lvl>
+    <w:lvl w:ilvl="3" w:tentative="1">
+      <w:start w:val="1"/>
+      <w:numFmt w:val="bullet"/>
+      <w:lvlText w:val=""/>
+      <w:lvlJc w:val="left"/>
+      <w:pPr>
+        <w:tabs>
+          <w:tab w:val="num" w:pos="2880"/>
+        </w:tabs>
+        <w:ind w:left="2880" w:hanging="360"/>
+      </w:pPr>
+      <w:rPr>
+        <w:rFonts w:ascii="Wingdings" w:hAnsi="Wingdings" w:hint="default"/>
+        <w:sz w:val="20"/>
+      </w:rPr>
+    </w:lvl>
+    <w:lvl w:ilvl="4" w:tentative="1">
+      <w:start w:val="1"/>
+      <w:numFmt w:val="bullet"/>
+      <w:lvlText w:val=""/>
+      <w:lvlJc w:val="left"/>
+      <w:pPr>
+        <w:tabs>
+          <w:tab w:val="num" w:pos="3600"/>
+        </w:tabs>
+        <w:ind w:left="3600" w:hanging="360"/>
+      </w:pPr>
+      <w:rPr>
+        <w:rFonts w:ascii="Wingdings" w:hAnsi="Wingdings" w:hint="default"/>
+        <w:sz w:val="20"/>
+      </w:rPr>
+    </w:lvl>
+    <w:lvl w:ilvl="5" w:tentative="1">
+      <w:start w:val="1"/>
+      <w:numFmt w:val="bullet"/>
+      <w:lvlText w:val=""/>
+      <w:lvlJc w:val="left"/>
+      <w:pPr>
+        <w:tabs>
+          <w:tab w:val="num" w:pos="4320"/>
+        </w:tabs>
+        <w:ind w:left="4320" w:hanging="360"/>
+      </w:pPr>
+      <w:rPr>
+        <w:rFonts w:ascii="Wingdings" w:hAnsi="Wingdings" w:hint="default"/>
+        <w:sz w:val="20"/>
+      </w:rPr>
+    </w:lvl>
+    <w:lvl w:ilvl="6" w:tentative="1">
+      <w:start w:val="1"/>
+      <w:numFmt w:val="bullet"/>
+      <w:lvlText w:val=""/>
+      <w:lvlJc w:val="left"/>
+      <w:pPr>
+        <w:tabs>
+          <w:tab w:val="num" w:pos="5040"/>
+        </w:tabs>
+        <w:ind w:left="5040" w:hanging="360"/>
+      </w:pPr>
+      <w:rPr>
+        <w:rFonts w:ascii="Wingdings" w:hAnsi="Wingdings" w:hint="default"/>
+        <w:sz w:val="20"/>
+      </w:rPr>
+    </w:lvl>
+    <w:lvl w:ilvl="7" w:tentative="1">
+      <w:start w:val="1"/>
+      <w:numFmt w:val="bullet"/>
+      <w:lvlText w:val=""/>
+      <w:lvlJc w:val="left"/>
+      <w:pPr>
+        <w:tabs>
+          <w:tab w:val="num" w:pos="5760"/>
+        </w:tabs>
+        <w:ind w:left="5760" w:hanging="360"/>
+      </w:pPr>
+      <w:rPr>
+        <w:rFonts w:ascii="Wingdings" w:hAnsi="Wingdings" w:hint="default"/>
+        <w:sz w:val="20"/>
+      </w:rPr>
+    </w:lvl>
+    <w:lvl w:ilvl="8" w:tentative="1">
+      <w:start w:val="1"/>
+      <w:numFmt w:val="bullet"/>
+      <w:lvlText w:val=""/>
+      <w:lvlJc w:val="left"/>
+      <w:pPr>
+        <w:tabs>
+          <w:tab w:val="num" w:pos="6480"/>
+        </w:tabs>
+        <w:ind w:left="6480" w:hanging="360"/>
+      </w:pPr>
+      <w:rPr>
+        <w:rFonts w:ascii="Wingdings" w:hAnsi="Wingdings" w:hint="default"/>
+        <w:sz w:val="20"/>
+      </w:rPr>
+    </w:lvl>
+  </w:abstractNum>
+  <w:abstractNum w:abstractNumId="1" w15:restartNumberingAfterBreak="0">
+    <w:nsid w:val="5BFD3003"/>
+    <w:multiLevelType w:val="multilevel"/>
+    <w:tmpl w:val="200A93F4"/>
+    <w:lvl w:ilvl="0">
+      <w:start w:val="1"/>
+      <w:numFmt w:val="bullet"/>
+      <w:lvlText w:val=""/>
+      <w:lvlJc w:val="left"/>
+      <w:pPr>
+        <w:tabs>
+          <w:tab w:val="num" w:pos="720"/>
+        </w:tabs>
+        <w:ind w:left="720" w:hanging="360"/>
+      </w:pPr>
+      <w:rPr>
+        <w:rFonts w:ascii="Symbol" w:hAnsi="Symbol" w:hint="default"/>
+        <w:sz w:val="20"/>
+      </w:rPr>
+    </w:lvl>
+    <w:lvl w:ilvl="1" w:tentative="1">
+      <w:start w:val="1"/>
+      <w:numFmt w:val="bullet"/>
+      <w:lvlText w:val="o"/>
+      <w:lvlJc w:val="left"/>
+      <w:pPr>
+        <w:tabs>
+          <w:tab w:val="num" w:pos="1440"/>
+        </w:tabs>
+        <w:ind w:left="1440" w:hanging="360"/>
+      </w:pPr>
+      <w:rPr>
+        <w:rFonts w:ascii="Courier New" w:hAnsi="Courier New" w:hint="default"/>
+        <w:sz w:val="20"/>
+      </w:rPr>
+    </w:lvl>
+    <w:lvl w:ilvl="2" w:tentative="1">
+      <w:start w:val="1"/>
+      <w:numFmt w:val="bullet"/>
+      <w:lvlText w:val=""/>
+      <w:lvlJc w:val="left"/>
+      <w:pPr>
+        <w:tabs>
+          <w:tab w:val="num" w:pos="2160"/>
+        </w:tabs>
+        <w:ind w:left="2160" w:hanging="360"/>
+      </w:pPr>
+      <w:rPr>
+        <w:rFonts w:ascii="Wingdings" w:hAnsi="Wingdings" w:hint="default"/>
+        <w:sz w:val="20"/>
+      </w:rPr>
+    </w:lvl>
+    <w:lvl w:ilvl="3" w:tentative="1">
+      <w:start w:val="1"/>
+      <w:numFmt w:val="bullet"/>
+      <w:lvlText w:val=""/>
+      <w:lvlJc w:val="left"/>
+      <w:pPr>
+        <w:tabs>
+          <w:tab w:val="num" w:pos="2880"/>
+        </w:tabs>
+        <w:ind w:left="2880" w:hanging="360"/>
+      </w:pPr>
+      <w:rPr>
+        <w:rFonts w:ascii="Wingdings" w:hAnsi="Wingdings" w:hint="default"/>
+        <w:sz w:val="20"/>
+      </w:rPr>
+    </w:lvl>
+    <w:lvl w:ilvl="4" w:tentative="1">
+      <w:start w:val="1"/>
+      <w:numFmt w:val="bullet"/>
+      <w:lvlText w:val=""/>
+      <w:lvlJc w:val="left"/>
+      <w:pPr>
+        <w:tabs>
+          <w:tab w:val="num" w:pos="3600"/>
+        </w:tabs>
+        <w:ind w:left="3600" w:hanging="360"/>
+      </w:pPr>
+      <w:rPr>
+        <w:rFonts w:ascii="Wingdings" w:hAnsi="Wingdings" w:hint="default"/>
+        <w:sz w:val="20"/>
+      </w:rPr>
+    </w:lvl>
+    <w:lvl w:ilvl="5" w:tentative="1">
+      <w:start w:val="1"/>
+      <w:numFmt w:val="bullet"/>
+      <w:lvlText w:val=""/>
+      <w:lvlJc w:val="left"/>
+      <w:pPr>
+        <w:tabs>
+          <w:tab w:val="num" w:pos="4320"/>
+        </w:tabs>
+        <w:ind w:left="4320" w:hanging="360"/>
+      </w:pPr>
+      <w:rPr>
+        <w:rFonts w:ascii="Wingdings" w:hAnsi="Wingdings" w:hint="default"/>
+        <w:sz w:val="20"/>
+      </w:rPr>
+    </w:lvl>
+    <w:lvl w:ilvl="6" w:tentative="1">
+      <w:start w:val="1"/>
+      <w:numFmt w:val="bullet"/>
+      <w:lvlText w:val=""/>
+      <w:lvlJc w:val="left"/>
+      <w:pPr>
+        <w:tabs>
+          <w:tab w:val="num" w:pos="5040"/>
+        </w:tabs>
+        <w:ind w:left="5040" w:hanging="360"/>
+      </w:pPr>
+      <w:rPr>
+        <w:rFonts w:ascii="Wingdings" w:hAnsi="Wingdings" w:hint="default"/>
+        <w:sz w:val="20"/>
+      </w:rPr>
+    </w:lvl>
+    <w:lvl w:ilvl="7" w:tentative="1">
+      <w:start w:val="1"/>
+      <w:numFmt w:val="bullet"/>
+      <w:lvlText w:val=""/>
+      <w:lvlJc w:val="left"/>
+      <w:pPr>
+        <w:tabs>
+          <w:tab w:val="num" w:pos="5760"/>
+        </w:tabs>
+        <w:ind w:left="5760" w:hanging="360"/>
+      </w:pPr>
+      <w:rPr>
+        <w:rFonts w:ascii="Wingdings" w:hAnsi="Wingdings" w:hint="default"/>
+        <w:sz w:val="20"/>
+      </w:rPr>
+    </w:lvl>
+    <w:lvl w:ilvl="8" w:tentative="1">
+      <w:start w:val="1"/>
+      <w:numFmt w:val="bullet"/>
+      <w:lvlText w:val=""/>
+      <w:lvlJc w:val="left"/>
+      <w:pPr>
+        <w:tabs>
+          <w:tab w:val="num" w:pos="6480"/>
+        </w:tabs>
+        <w:ind w:left="6480" w:hanging="360"/>
+      </w:pPr>
+      <w:rPr>
+        <w:rFonts w:ascii="Wingdings" w:hAnsi="Wingdings" w:hint="default"/>
+        <w:sz w:val="20"/>
+      </w:rPr>
+    </w:lvl>
+  </w:abstractNum>
+  <w:abstractNum w:abstractNumId="2" w15:restartNumberingAfterBreak="0">
     <w:nsid w:val="612C2C35"/>
     <w:multiLevelType w:val="multilevel"/>
     <w:tmpl w:val="69487C6C"/>
@@ -498,7 +879,305 @@
       </w:rPr>
     </w:lvl>
   </w:abstractNum>
-  <w:abstractNum w:abstractNumId="1" w15:restartNumberingAfterBreak="0">
+  <w:abstractNum w:abstractNumId="3" w15:restartNumberingAfterBreak="0">
+    <w:nsid w:val="65FC2F71"/>
+    <w:multiLevelType w:val="multilevel"/>
+    <w:tmpl w:val="79621474"/>
+    <w:lvl w:ilvl="0">
+      <w:start w:val="1"/>
+      <w:numFmt w:val="bullet"/>
+      <w:lvlText w:val=""/>
+      <w:lvlJc w:val="left"/>
+      <w:pPr>
+        <w:tabs>
+          <w:tab w:val="num" w:pos="720"/>
+        </w:tabs>
+        <w:ind w:left="720" w:hanging="360"/>
+      </w:pPr>
+      <w:rPr>
+        <w:rFonts w:ascii="Symbol" w:hAnsi="Symbol" w:hint="default"/>
+        <w:sz w:val="20"/>
+      </w:rPr>
+    </w:lvl>
+    <w:lvl w:ilvl="1" w:tentative="1">
+      <w:start w:val="1"/>
+      <w:numFmt w:val="bullet"/>
+      <w:lvlText w:val="o"/>
+      <w:lvlJc w:val="left"/>
+      <w:pPr>
+        <w:tabs>
+          <w:tab w:val="num" w:pos="1440"/>
+        </w:tabs>
+        <w:ind w:left="1440" w:hanging="360"/>
+      </w:pPr>
+      <w:rPr>
+        <w:rFonts w:ascii="Courier New" w:hAnsi="Courier New" w:hint="default"/>
+        <w:sz w:val="20"/>
+      </w:rPr>
+    </w:lvl>
+    <w:lvl w:ilvl="2" w:tentative="1">
+      <w:start w:val="1"/>
+      <w:numFmt w:val="bullet"/>
+      <w:lvlText w:val=""/>
+      <w:lvlJc w:val="left"/>
+      <w:pPr>
+        <w:tabs>
+          <w:tab w:val="num" w:pos="2160"/>
+        </w:tabs>
+        <w:ind w:left="2160" w:hanging="360"/>
+      </w:pPr>
+      <w:rPr>
+        <w:rFonts w:ascii="Wingdings" w:hAnsi="Wingdings" w:hint="default"/>
+        <w:sz w:val="20"/>
+      </w:rPr>
+    </w:lvl>
+    <w:lvl w:ilvl="3" w:tentative="1">
+      <w:start w:val="1"/>
+      <w:numFmt w:val="bullet"/>
+      <w:lvlText w:val=""/>
+      <w:lvlJc w:val="left"/>
+      <w:pPr>
+        <w:tabs>
+          <w:tab w:val="num" w:pos="2880"/>
+        </w:tabs>
+        <w:ind w:left="2880" w:hanging="360"/>
+      </w:pPr>
+      <w:rPr>
+        <w:rFonts w:ascii="Wingdings" w:hAnsi="Wingdings" w:hint="default"/>
+        <w:sz w:val="20"/>
+      </w:rPr>
+    </w:lvl>
+    <w:lvl w:ilvl="4" w:tentative="1">
+      <w:start w:val="1"/>
+      <w:numFmt w:val="bullet"/>
+      <w:lvlText w:val=""/>
+      <w:lvlJc w:val="left"/>
+      <w:pPr>
+        <w:tabs>
+          <w:tab w:val="num" w:pos="3600"/>
+        </w:tabs>
+        <w:ind w:left="3600" w:hanging="360"/>
+      </w:pPr>
+      <w:rPr>
+        <w:rFonts w:ascii="Wingdings" w:hAnsi="Wingdings" w:hint="default"/>
+        <w:sz w:val="20"/>
+      </w:rPr>
+    </w:lvl>
+    <w:lvl w:ilvl="5" w:tentative="1">
+      <w:start w:val="1"/>
+      <w:numFmt w:val="bullet"/>
+      <w:lvlText w:val=""/>
+      <w:lvlJc w:val="left"/>
+      <w:pPr>
+        <w:tabs>
+          <w:tab w:val="num" w:pos="4320"/>
+        </w:tabs>
+        <w:ind w:left="4320" w:hanging="360"/>
+      </w:pPr>
+      <w:rPr>
+        <w:rFonts w:ascii="Wingdings" w:hAnsi="Wingdings" w:hint="default"/>
+        <w:sz w:val="20"/>
+      </w:rPr>
+    </w:lvl>
+    <w:lvl w:ilvl="6" w:tentative="1">
+      <w:start w:val="1"/>
+      <w:numFmt w:val="bullet"/>
+      <w:lvlText w:val=""/>
+      <w:lvlJc w:val="left"/>
+      <w:pPr>
+        <w:tabs>
+          <w:tab w:val="num" w:pos="5040"/>
+        </w:tabs>
+        <w:ind w:left="5040" w:hanging="360"/>
+      </w:pPr>
+      <w:rPr>
+        <w:rFonts w:ascii="Wingdings" w:hAnsi="Wingdings" w:hint="default"/>
+        <w:sz w:val="20"/>
+      </w:rPr>
+    </w:lvl>
+    <w:lvl w:ilvl="7" w:tentative="1">
+      <w:start w:val="1"/>
+      <w:numFmt w:val="bullet"/>
+      <w:lvlText w:val=""/>
+      <w:lvlJc w:val="left"/>
+      <w:pPr>
+        <w:tabs>
+          <w:tab w:val="num" w:pos="5760"/>
+        </w:tabs>
+        <w:ind w:left="5760" w:hanging="360"/>
+      </w:pPr>
+      <w:rPr>
+        <w:rFonts w:ascii="Wingdings" w:hAnsi="Wingdings" w:hint="default"/>
+        <w:sz w:val="20"/>
+      </w:rPr>
+    </w:lvl>
+    <w:lvl w:ilvl="8" w:tentative="1">
+      <w:start w:val="1"/>
+      <w:numFmt w:val="bullet"/>
+      <w:lvlText w:val=""/>
+      <w:lvlJc w:val="left"/>
+      <w:pPr>
+        <w:tabs>
+          <w:tab w:val="num" w:pos="6480"/>
+        </w:tabs>
+        <w:ind w:left="6480" w:hanging="360"/>
+      </w:pPr>
+      <w:rPr>
+        <w:rFonts w:ascii="Wingdings" w:hAnsi="Wingdings" w:hint="default"/>
+        <w:sz w:val="20"/>
+      </w:rPr>
+    </w:lvl>
+  </w:abstractNum>
+  <w:abstractNum w:abstractNumId="4" w15:restartNumberingAfterBreak="0">
+    <w:nsid w:val="725F7ECE"/>
+    <w:multiLevelType w:val="multilevel"/>
+    <w:tmpl w:val="E170262E"/>
+    <w:lvl w:ilvl="0">
+      <w:start w:val="1"/>
+      <w:numFmt w:val="bullet"/>
+      <w:lvlText w:val=""/>
+      <w:lvlJc w:val="left"/>
+      <w:pPr>
+        <w:tabs>
+          <w:tab w:val="num" w:pos="720"/>
+        </w:tabs>
+        <w:ind w:left="720" w:hanging="360"/>
+      </w:pPr>
+      <w:rPr>
+        <w:rFonts w:ascii="Symbol" w:hAnsi="Symbol" w:hint="default"/>
+        <w:sz w:val="20"/>
+      </w:rPr>
+    </w:lvl>
+    <w:lvl w:ilvl="1" w:tentative="1">
+      <w:start w:val="1"/>
+      <w:numFmt w:val="bullet"/>
+      <w:lvlText w:val="o"/>
+      <w:lvlJc w:val="left"/>
+      <w:pPr>
+        <w:tabs>
+          <w:tab w:val="num" w:pos="1440"/>
+        </w:tabs>
+        <w:ind w:left="1440" w:hanging="360"/>
+      </w:pPr>
+      <w:rPr>
+        <w:rFonts w:ascii="Courier New" w:hAnsi="Courier New" w:hint="default"/>
+        <w:sz w:val="20"/>
+      </w:rPr>
+    </w:lvl>
+    <w:lvl w:ilvl="2" w:tentative="1">
+      <w:start w:val="1"/>
+      <w:numFmt w:val="bullet"/>
+      <w:lvlText w:val=""/>
+      <w:lvlJc w:val="left"/>
+      <w:pPr>
+        <w:tabs>
+          <w:tab w:val="num" w:pos="2160"/>
+        </w:tabs>
+        <w:ind w:left="2160" w:hanging="360"/>
+      </w:pPr>
+      <w:rPr>
+        <w:rFonts w:ascii="Wingdings" w:hAnsi="Wingdings" w:hint="default"/>
+        <w:sz w:val="20"/>
+      </w:rPr>
+    </w:lvl>
+    <w:lvl w:ilvl="3" w:tentative="1">
+      <w:start w:val="1"/>
+      <w:numFmt w:val="bullet"/>
+      <w:lvlText w:val=""/>
+      <w:lvlJc w:val="left"/>
+      <w:pPr>
+        <w:tabs>
+          <w:tab w:val="num" w:pos="2880"/>
+        </w:tabs>
+        <w:ind w:left="2880" w:hanging="360"/>
+      </w:pPr>
+      <w:rPr>
+        <w:rFonts w:ascii="Wingdings" w:hAnsi="Wingdings" w:hint="default"/>
+        <w:sz w:val="20"/>
+      </w:rPr>
+    </w:lvl>
+    <w:lvl w:ilvl="4" w:tentative="1">
+      <w:start w:val="1"/>
+      <w:numFmt w:val="bullet"/>
+      <w:lvlText w:val=""/>
+      <w:lvlJc w:val="left"/>
+      <w:pPr>
+        <w:tabs>
+          <w:tab w:val="num" w:pos="3600"/>
+        </w:tabs>
+        <w:ind w:left="3600" w:hanging="360"/>
+      </w:pPr>
+      <w:rPr>
+        <w:rFonts w:ascii="Wingdings" w:hAnsi="Wingdings" w:hint="default"/>
+        <w:sz w:val="20"/>
+      </w:rPr>
+    </w:lvl>
+    <w:lvl w:ilvl="5" w:tentative="1">
+      <w:start w:val="1"/>
+      <w:numFmt w:val="bullet"/>
+      <w:lvlText w:val=""/>
+      <w:lvlJc w:val="left"/>
+      <w:pPr>
+        <w:tabs>
+          <w:tab w:val="num" w:pos="4320"/>
+        </w:tabs>
+        <w:ind w:left="4320" w:hanging="360"/>
+      </w:pPr>
+      <w:rPr>
+        <w:rFonts w:ascii="Wingdings" w:hAnsi="Wingdings" w:hint="default"/>
+        <w:sz w:val="20"/>
+      </w:rPr>
+    </w:lvl>
+    <w:lvl w:ilvl="6" w:tentative="1">
+      <w:start w:val="1"/>
+      <w:numFmt w:val="bullet"/>
+      <w:lvlText w:val=""/>
+      <w:lvlJc w:val="left"/>
+      <w:pPr>
+        <w:tabs>
+          <w:tab w:val="num" w:pos="5040"/>
+        </w:tabs>
+        <w:ind w:left="5040" w:hanging="360"/>
+      </w:pPr>
+      <w:rPr>
+        <w:rFonts w:ascii="Wingdings" w:hAnsi="Wingdings" w:hint="default"/>
+        <w:sz w:val="20"/>
+      </w:rPr>
+    </w:lvl>
+    <w:lvl w:ilvl="7" w:tentative="1">
+      <w:start w:val="1"/>
+      <w:numFmt w:val="bullet"/>
+      <w:lvlText w:val=""/>
+      <w:lvlJc w:val="left"/>
+      <w:pPr>
+        <w:tabs>
+          <w:tab w:val="num" w:pos="5760"/>
+        </w:tabs>
+        <w:ind w:left="5760" w:hanging="360"/>
+      </w:pPr>
+      <w:rPr>
+        <w:rFonts w:ascii="Wingdings" w:hAnsi="Wingdings" w:hint="default"/>
+        <w:sz w:val="20"/>
+      </w:rPr>
+    </w:lvl>
+    <w:lvl w:ilvl="8" w:tentative="1">
+      <w:start w:val="1"/>
+      <w:numFmt w:val="bullet"/>
+      <w:lvlText w:val=""/>
+      <w:lvlJc w:val="left"/>
+      <w:pPr>
+        <w:tabs>
+          <w:tab w:val="num" w:pos="6480"/>
+        </w:tabs>
+        <w:ind w:left="6480" w:hanging="360"/>
+      </w:pPr>
+      <w:rPr>
+        <w:rFonts w:ascii="Wingdings" w:hAnsi="Wingdings" w:hint="default"/>
+        <w:sz w:val="20"/>
+      </w:rPr>
+    </w:lvl>
+  </w:abstractNum>
+  <w:abstractNum w:abstractNumId="5" w15:restartNumberingAfterBreak="0">
     <w:nsid w:val="76CD5E35"/>
     <w:multiLevelType w:val="multilevel"/>
     <w:tmpl w:val="AF527478"/>
@@ -648,9 +1327,21 @@
     </w:lvl>
   </w:abstractNum>
   <w:num w:numId="1" w16cid:durableId="1581450396">
+    <w:abstractNumId w:val="2"/>
+  </w:num>
+  <w:num w:numId="2" w16cid:durableId="1506895399">
+    <w:abstractNumId w:val="5"/>
+  </w:num>
+  <w:num w:numId="3" w16cid:durableId="230314608">
     <w:abstractNumId w:val="0"/>
   </w:num>
-  <w:num w:numId="2" w16cid:durableId="1506895399">
+  <w:num w:numId="4" w16cid:durableId="1969507402">
+    <w:abstractNumId w:val="3"/>
+  </w:num>
+  <w:num w:numId="5" w16cid:durableId="160971925">
+    <w:abstractNumId w:val="4"/>
+  </w:num>
+  <w:num w:numId="6" w16cid:durableId="919556208">
     <w:abstractNumId w:val="1"/>
   </w:num>
 </w:numbering>
